--- a/paper/manuscript_jama_v40.docx
+++ b/paper/manuscript_jama_v40.docx
@@ -122,7 +122,7 @@
         <w:t xml:space="preserve"> </w:t>
       </w:r>
       <w:r>
-        <w:t xml:space="preserve">Beijing Anzhen Hospital, Capital Medical University; Beijing Institute of Heart, Lung and Blood Vessel Diseases, Tongzhou Campus, No. 225 Songzhuang South 1st Street, Tongzhou District, Beijing 101149, China</w:t>
+        <w:t xml:space="preserve">Beijing Anzhen Hospital, Capital Medical University; Beijing Institute of Heart, Lung and Blood Vessel Diseases, Tongzhou Campus, No. 225 Songzhuang South 1st Street, Tongzhou District, Beijing 101118, China</w:t>
       </w:r>
       <w:r>
         <w:t xml:space="preserve"> </w:t>

--- a/paper/manuscript_jama_v40.docx
+++ b/paper/manuscript_jama_v40.docx
@@ -5272,7 +5272,7 @@
         <w:t xml:space="preserve"> </w:t>
       </w:r>
       <w:r>
-        <w:t xml:space="preserve">The case study used MIMIC-IV (version 2.2) linked at the stay level to MIMIC-IV-ECG (version 1.0.1), covering intensive care unit admissions at Beth Israel Deaconess Medical Center between 2008 and 2019</w:t>
+        <w:t xml:space="preserve">The case study used MIMIC-IV (version 2.2) linked at the stay level to MIMIC-IV-ECG (version 1.0), covering intensive care unit admissions at Beth Israel Deaconess Medical Center between 2008 and 2019</w:t>
       </w:r>
       <w:r>
         <w:rPr>
@@ -20501,7 +20501,7 @@
         <w:t xml:space="preserve"> </w:t>
       </w:r>
       <w:r>
-        <w:t xml:space="preserve">The MIMIC-IV database (version 2.2) is available through PhysioNet (https://physionet.org/content/mimiciv/) and the MIMIC-IV-ECG extension (version 1.0.1) at https://physionet.org/content/mimic-iv-ecg/1.0.1/ to credentialed users. All analysis code, including the simulation pipeline, the case-study TMLE estimation pipeline, and the BAF computation proposed in this work, is available at https://github.com/zengzhechun/bias-fraction, together with an interactive graphical explainer of the metric, the simulation, and the two clinical questions. The methods proposed here are implemented in the companion bafratio R package (version 0.4.0; https://github.com/zengzhechun/bafratio), released under the MIT license, which provides the BAF estimator with bootstrap and Fieller intervals, the two-layer screening rule, the full set of reporting rules evaluated in Table 2, leave-one-out sensitivity analysis, and negative control diagnostics, together with a unit-test suite covering the estimator, the interval procedures, and the classification thresholds; the version used for this manuscript is archived at commit af47a0e. The EmpiricalCalibration R package (Schuemie et al.), which supplies the empirical null machinery used here but does not include BAF, is available from CRAN.</w:t>
+        <w:t xml:space="preserve">The MIMIC-IV database (version 2.2) is available through PhysioNet (https://physionet.org/content/mimiciv/) and the MIMIC-IV-ECG extension (version 1.0) at https://physionet.org/content/mimic-iv-ecg/1.0/ to credentialed users. All analysis code, including the simulation pipeline, the case-study TMLE estimation pipeline, and the BAF computation proposed in this work, is available at https://github.com/zengzhechun/bias-fraction, together with an interactive graphical explainer of the metric, the simulation, and the two clinical questions. The methods proposed here are implemented in the companion bafratio R package (version 0.4.0; https://github.com/zengzhechun/bafratio), released under the MIT license, which provides the BAF estimator with bootstrap and Fieller intervals, the two-layer screening rule, the full set of reporting rules evaluated in Table 2, leave-one-out sensitivity analysis, and negative control diagnostics, together with a unit-test suite covering the estimator, the interval procedures, and the classification thresholds; the version used for this manuscript is archived at commit af47a0e. The EmpiricalCalibration R package (Schuemie et al.), which supplies the empirical null machinery used here but does not include BAF, is available from CRAN.</w:t>
       </w:r>
     </w:p>
     <w:p>
